--- a/klagomål/A 30513-2026 FSC-klagomål.docx
+++ b/klagomål/A 30513-2026 FSC-klagomål.docx
@@ -1088,7 +1088,7 @@
     <w:r>
       <w:tab/>
       <w:tab/>
-      <w:t>2026-07-13</w:t>
+      <w:t>2026-07-14</w:t>
       <w:br/>
       <w:br/>
     </w:r>

--- a/klagomål/A 30513-2026 FSC-klagomål.docx
+++ b/klagomål/A 30513-2026 FSC-klagomål.docx
@@ -1088,7 +1088,7 @@
     <w:r>
       <w:tab/>
       <w:tab/>
-      <w:t>2026-07-14</w:t>
+      <w:t>2026-07-15</w:t>
       <w:br/>
       <w:br/>
     </w:r>

--- a/klagomål/A 30513-2026 FSC-klagomål.docx
+++ b/klagomål/A 30513-2026 FSC-klagomål.docx
@@ -1088,7 +1088,7 @@
     <w:r>
       <w:tab/>
       <w:tab/>
-      <w:t>2026-07-15</w:t>
+      <w:t>2026-07-16</w:t>
       <w:br/>
       <w:br/>
     </w:r>

--- a/klagomål/A 30513-2026 FSC-klagomål.docx
+++ b/klagomål/A 30513-2026 FSC-klagomål.docx
@@ -1088,7 +1088,7 @@
     <w:r>
       <w:tab/>
       <w:tab/>
-      <w:t>2026-07-16</w:t>
+      <w:t>2026-07-17</w:t>
       <w:br/>
       <w:br/>
     </w:r>

--- a/klagomål/A 30513-2026 FSC-klagomål.docx
+++ b/klagomål/A 30513-2026 FSC-klagomål.docx
@@ -1088,7 +1088,7 @@
     <w:r>
       <w:tab/>
       <w:tab/>
-      <w:t>2026-07-17</w:t>
+      <w:t>2026-07-18</w:t>
       <w:br/>
       <w:br/>
     </w:r>

--- a/klagomål/A 30513-2026 FSC-klagomål.docx
+++ b/klagomål/A 30513-2026 FSC-klagomål.docx
@@ -1088,7 +1088,7 @@
     <w:r>
       <w:tab/>
       <w:tab/>
-      <w:t>2026-07-18</w:t>
+      <w:t>2026-07-19</w:t>
       <w:br/>
       <w:br/>
     </w:r>

--- a/klagomål/A 30513-2026 FSC-klagomål.docx
+++ b/klagomål/A 30513-2026 FSC-klagomål.docx
@@ -1088,7 +1088,7 @@
     <w:r>
       <w:tab/>
       <w:tab/>
-      <w:t>2026-07-19</w:t>
+      <w:t>2026-07-20</w:t>
       <w:br/>
       <w:br/>
     </w:r>

--- a/klagomål/A 30513-2026 FSC-klagomål.docx
+++ b/klagomål/A 30513-2026 FSC-klagomål.docx
@@ -1088,7 +1088,7 @@
     <w:r>
       <w:tab/>
       <w:tab/>
-      <w:t>2026-07-20</w:t>
+      <w:t>2026-07-21</w:t>
       <w:br/>
       <w:br/>
     </w:r>

--- a/klagomål/A 30513-2026 FSC-klagomål.docx
+++ b/klagomål/A 30513-2026 FSC-klagomål.docx
@@ -1088,7 +1088,7 @@
     <w:r>
       <w:tab/>
       <w:tab/>
-      <w:t>2026-07-21</w:t>
+      <w:t>2026-07-22</w:t>
       <w:br/>
       <w:br/>
     </w:r>

--- a/klagomål/A 30513-2026 FSC-klagomål.docx
+++ b/klagomål/A 30513-2026 FSC-klagomål.docx
@@ -1088,7 +1088,7 @@
     <w:r>
       <w:tab/>
       <w:tab/>
-      <w:t>2026-07-22</w:t>
+      <w:t>2026-07-23</w:t>
       <w:br/>
       <w:br/>
     </w:r>

--- a/klagomål/A 30513-2026 FSC-klagomål.docx
+++ b/klagomål/A 30513-2026 FSC-klagomål.docx
@@ -1088,7 +1088,7 @@
     <w:r>
       <w:tab/>
       <w:tab/>
-      <w:t>2026-07-23</w:t>
+      <w:t>2026-07-24</w:t>
       <w:br/>
       <w:br/>
     </w:r>

--- a/klagomål/A 30513-2026 FSC-klagomål.docx
+++ b/klagomål/A 30513-2026 FSC-klagomål.docx
@@ -1088,7 +1088,7 @@
     <w:r>
       <w:tab/>
       <w:tab/>
-      <w:t>2026-07-24</w:t>
+      <w:t>2026-07-25</w:t>
       <w:br/>
       <w:br/>
     </w:r>

--- a/klagomål/A 30513-2026 FSC-klagomål.docx
+++ b/klagomål/A 30513-2026 FSC-klagomål.docx
@@ -1088,7 +1088,7 @@
     <w:r>
       <w:tab/>
       <w:tab/>
-      <w:t>2026-07-25</w:t>
+      <w:t>2026-07-26</w:t>
       <w:br/>
       <w:br/>
     </w:r>

--- a/klagomål/A 30513-2026 FSC-klagomål.docx
+++ b/klagomål/A 30513-2026 FSC-klagomål.docx
@@ -1088,7 +1088,7 @@
     <w:r>
       <w:tab/>
       <w:tab/>
-      <w:t>2026-07-26</w:t>
+      <w:t>2026-07-27</w:t>
       <w:br/>
       <w:br/>
     </w:r>

--- a/klagomål/A 30513-2026 FSC-klagomål.docx
+++ b/klagomål/A 30513-2026 FSC-klagomål.docx
@@ -1088,7 +1088,7 @@
     <w:r>
       <w:tab/>
       <w:tab/>
-      <w:t>2026-07-27</w:t>
+      <w:t>2026-07-28</w:t>
       <w:br/>
       <w:br/>
     </w:r>

--- a/klagomål/A 30513-2026 FSC-klagomål.docx
+++ b/klagomål/A 30513-2026 FSC-klagomål.docx
@@ -1088,7 +1088,7 @@
     <w:r>
       <w:tab/>
       <w:tab/>
-      <w:t>2026-07-28</w:t>
+      <w:t>2026-07-29</w:t>
       <w:br/>
       <w:br/>
     </w:r>

--- a/klagomål/A 30513-2026 FSC-klagomål.docx
+++ b/klagomål/A 30513-2026 FSC-klagomål.docx
@@ -1088,7 +1088,7 @@
     <w:r>
       <w:tab/>
       <w:tab/>
-      <w:t>2026-07-29</w:t>
+      <w:t>2026-07-30</w:t>
       <w:br/>
       <w:br/>
     </w:r>

--- a/klagomål/A 30513-2026 FSC-klagomål.docx
+++ b/klagomål/A 30513-2026 FSC-klagomål.docx
@@ -1088,7 +1088,7 @@
     <w:r>
       <w:tab/>
       <w:tab/>
-      <w:t>2026-07-30</w:t>
+      <w:t>2026-07-31</w:t>
       <w:br/>
       <w:br/>
     </w:r>

--- a/klagomål/A 30513-2026 FSC-klagomål.docx
+++ b/klagomål/A 30513-2026 FSC-klagomål.docx
@@ -1088,7 +1088,7 @@
     <w:r>
       <w:tab/>
       <w:tab/>
-      <w:t>2026-07-31</w:t>
+      <w:t>2026-08-01</w:t>
       <w:br/>
       <w:br/>
     </w:r>

--- a/klagomål/A 30513-2026 FSC-klagomål.docx
+++ b/klagomål/A 30513-2026 FSC-klagomål.docx
@@ -1088,7 +1088,7 @@
     <w:r>
       <w:tab/>
       <w:tab/>
-      <w:t>2026-08-01</w:t>
+      <w:t>2026-08-02</w:t>
       <w:br/>
       <w:br/>
     </w:r>

--- a/klagomål/A 30513-2026 FSC-klagomål.docx
+++ b/klagomål/A 30513-2026 FSC-klagomål.docx
@@ -1088,7 +1088,7 @@
     <w:r>
       <w:tab/>
       <w:tab/>
-      <w:t>2026-08-02</w:t>
+      <w:t>2026-08-03</w:t>
       <w:br/>
       <w:br/>
     </w:r>

--- a/klagomål/A 30513-2026 FSC-klagomål.docx
+++ b/klagomål/A 30513-2026 FSC-klagomål.docx
@@ -1088,7 +1088,7 @@
     <w:r>
       <w:tab/>
       <w:tab/>
-      <w:t>2026-08-03</w:t>
+      <w:t>2026-08-04</w:t>
       <w:br/>
       <w:br/>
     </w:r>

--- a/klagomål/A 30513-2026 FSC-klagomål.docx
+++ b/klagomål/A 30513-2026 FSC-klagomål.docx
@@ -1088,7 +1088,7 @@
     <w:r>
       <w:tab/>
       <w:tab/>
-      <w:t>2026-08-04</w:t>
+      <w:t>2026-08-05</w:t>
       <w:br/>
       <w:br/>
     </w:r>

--- a/klagomål/A 30513-2026 FSC-klagomål.docx
+++ b/klagomål/A 30513-2026 FSC-klagomål.docx
@@ -1088,7 +1088,7 @@
     <w:r>
       <w:tab/>
       <w:tab/>
-      <w:t>2026-08-05</w:t>
+      <w:t>2026-08-07</w:t>
       <w:br/>
       <w:br/>
     </w:r>

--- a/klagomål/A 30513-2026 FSC-klagomål.docx
+++ b/klagomål/A 30513-2026 FSC-klagomål.docx
@@ -1088,7 +1088,7 @@
     <w:r>
       <w:tab/>
       <w:tab/>
-      <w:t>2026-08-07</w:t>
+      <w:t>2026-08-08</w:t>
       <w:br/>
       <w:br/>
     </w:r>

--- a/klagomål/A 30513-2026 FSC-klagomål.docx
+++ b/klagomål/A 30513-2026 FSC-klagomål.docx
@@ -216,7 +216,7 @@
         <w:spacing w:after="240"/>
       </w:pPr>
       <w:r>
-        <w:t>Figur 1. Fyndplatser för naturvårdsarter i och inom 15 meter från avverkningsanmälan. Markörer utan svart kant är placerade på fyndplatsen. Markörer med svart kant är placerade vid sidan av fyndplatsen har ett svart streck som visar fyndplatsens exakta position. Kartans mittpunktskoordinat är N 7353387, E 802297 i SWEREF 99 TM.</w:t>
+        <w:t>Figur 1. Fyndplatser för naturvårdsarter i och inom 15 meter från avverkningsanmälan. Markörer utan svart kant är placerade på fyndplatsen. Markörer med svart kant är placerade vid sidan av fyndplatsen och har ett svart streck som visar fyndplatsens exakta position. Kartans mittpunktskoordinat är N 7353387, E 802297 i SWEREF 99 TM.</w:t>
       </w:r>
     </w:p>
     <w:p>
@@ -1088,7 +1088,7 @@
     <w:r>
       <w:tab/>
       <w:tab/>
-      <w:t>2026-08-14</w:t>
+      <w:t>2026-08-15</w:t>
       <w:br/>
       <w:br/>
     </w:r>

--- a/klagomål/A 30513-2026 FSC-klagomål.docx
+++ b/klagomål/A 30513-2026 FSC-klagomål.docx
@@ -1088,7 +1088,7 @@
     <w:r>
       <w:tab/>
       <w:tab/>
-      <w:t>2026-08-15</w:t>
+      <w:t>2026-08-16</w:t>
       <w:br/>
       <w:br/>
     </w:r>

--- a/klagomål/A 30513-2026 FSC-klagomål.docx
+++ b/klagomål/A 30513-2026 FSC-klagomål.docx
@@ -1088,7 +1088,7 @@
     <w:r>
       <w:tab/>
       <w:tab/>
-      <w:t>2026-08-16</w:t>
+      <w:t>2026-08-17</w:t>
       <w:br/>
       <w:br/>
     </w:r>

--- a/klagomål/A 30513-2026 FSC-klagomål.docx
+++ b/klagomål/A 30513-2026 FSC-klagomål.docx
@@ -1088,7 +1088,7 @@
     <w:r>
       <w:tab/>
       <w:tab/>
-      <w:t>2026-08-17</w:t>
+      <w:t>2026-08-18</w:t>
       <w:br/>
       <w:br/>
     </w:r>

--- a/klagomål/A 30513-2026 FSC-klagomål.docx
+++ b/klagomål/A 30513-2026 FSC-klagomål.docx
@@ -1088,7 +1088,7 @@
     <w:r>
       <w:tab/>
       <w:tab/>
-      <w:t>2026-08-18</w:t>
+      <w:t>2026-08-19</w:t>
       <w:br/>
       <w:br/>
     </w:r>

--- a/klagomål/A 30513-2026 FSC-klagomål.docx
+++ b/klagomål/A 30513-2026 FSC-klagomål.docx
@@ -1088,7 +1088,7 @@
     <w:r>
       <w:tab/>
       <w:tab/>
-      <w:t>2026-08-19</w:t>
+      <w:t>2026-08-20</w:t>
       <w:br/>
       <w:br/>
     </w:r>

--- a/klagomål/A 30513-2026 FSC-klagomål.docx
+++ b/klagomål/A 30513-2026 FSC-klagomål.docx
@@ -1088,7 +1088,7 @@
     <w:r>
       <w:tab/>
       <w:tab/>
-      <w:t>2026-08-20</w:t>
+      <w:t>2026-08-21</w:t>
       <w:br/>
       <w:br/>
     </w:r>

--- a/klagomål/A 30513-2026 FSC-klagomål.docx
+++ b/klagomål/A 30513-2026 FSC-klagomål.docx
@@ -178,7 +178,7 @@
       <w:r>
         <w:drawing>
           <wp:inline xmlns:a="http://schemas.openxmlformats.org/drawingml/2006/main" xmlns:pic="http://schemas.openxmlformats.org/drawingml/2006/picture">
-            <wp:extent cx="5486400" cy="4915463"/>
+            <wp:extent cx="5486400" cy="4715128"/>
             <wp:docPr id="1" name="Picture 1"/>
             <wp:cNvGraphicFramePr>
               <a:graphicFrameLocks noChangeAspect="1"/>
@@ -199,7 +199,7 @@
                   <pic:spPr>
                     <a:xfrm>
                       <a:off x="0" y="0"/>
-                      <a:ext cx="5486400" cy="4915463"/>
+                      <a:ext cx="5486400" cy="4715128"/>
                     </a:xfrm>
                     <a:prstGeom prst="rect"/>
                   </pic:spPr>
@@ -221,7 +221,7 @@
     </w:p>
     <w:p>
       <w:r>
-        <w:t>I och inom 15 meter från avverkningsanmälan finns fynd av 5 naturvårdsarter, varav 4 är rödlistade, 1 är fridlyst, 4 är typiska (T) och 1 är signalart (S): gräddporing (VU, T), knärot (VU, T, §8), nordtagging (NT), tallticka (NT, T) och grönpyrola (S, T). Se Figur 1.</w:t>
+        <w:t>I och inom 15 meter från avverkningsanmälan finns fynd av 7 naturvårdsarter, varav 6 är rödlistade, 1 är fridlyst, 6 är typiska (T) och 1 är signalart (S): gräddporing (VU, T), knärot (VU, T, §8), dropptaggsvamp (NT, T), nordtagging (NT), orange taggsvamp (NT, T), tallticka (NT, T) och grönpyrola (S, T). Se Figur 1.</w:t>
       </w:r>
     </w:p>
     <w:p>
@@ -316,7 +316,7 @@
     </w:p>
     <w:p>
       <w:r>
-        <w:t>I det avverkningsanmälda området finns 7 fyndplatser för knärot registrerade på Artportalen. Figur 2 visar gränserna för buffertzoner på 50 m, som behöver lämnas kring fyndplatserna för att knärotslokalerna inte ska försvinna vid en avverkning. Av det avverkningsanmälda området överlappar 2.66 ha med buffertzonerna och får av detta skäl inte avverkas.</w:t>
+        <w:t>I det avverkningsanmälda området finns 8 fyndplatser för knärot registrerade på Artportalen. Figur 2 visar gränserna för buffertzoner på 50 m, som behöver lämnas kring fyndplatserna för att knärotslokalerna inte ska försvinna vid en avverkning. Av det avverkningsanmälda området överlappar 3.17 ha med buffertzonerna och får av detta skäl inte avverkas.</w:t>
       </w:r>
     </w:p>
     <w:p>
@@ -372,10 +372,50 @@
         <w:rPr>
           <w:b/>
         </w:rPr>
+        <w:t>Dropptaggsvamp (NT)</w:t>
+      </w:r>
+      <w:r>
+        <w:t xml:space="preserve"> bildar mykorrhiza med tall, främst i barrskog med trädkontinuitet, i magra, torra och ljusöppna lavtallskogar och i barrblandskogar med friskmossor och lingon i fältskiktet. Den totala populationen i landet har minskat och bedöms fortsätta minska till följd av slutavverkningar av tallskog. Det är högst oklart om arten långsiktigt kan etablera och reproducera sig i skogsbestånd som brukas med trakthyggesmetoder, markberedning, gödsling eller föryngring med förädlat plantmaterial. Uppfyller kriterierna för att bli rödlistad på grund av ny kunskap som visar att en större andel av populationen än tidigare bedömt är knuten till kontinuitetsbarrskog. Minskningstakten för den svenska populationen bedöms vara nära gränsvärdet för Sårbar (VU). Dropptaggsvamp är typisk art för </w:t>
+      </w:r>
+      <w:r>
+        <w:rPr>
+          <w:i/>
+        </w:rPr>
+        <w:t xml:space="preserve">9010 Taiga </w:t>
+      </w:r>
+      <w:r>
+        <w:t>(SLU Artdatabanken, 2026).</w:t>
+      </w:r>
+    </w:p>
+    <w:p>
+      <w:r>
+        <w:rPr>
+          <w:b/>
+        </w:rPr>
         <w:t>Nordtagging (NT)</w:t>
       </w:r>
       <w:r>
         <w:t xml:space="preserve"> växer främst på tallågor av grövre dimensioner och påträffas huvudsakligen i äldre skog som inte kalavverkats. Nordtaggingen missgynnas av att områden med äldre tallskog har minskat starkt. Bekämpning av skogsbränder, samtidigt som skogsbruket omvandlar naturligt glesa tallbestånd till likartade och betydligt tätare bestånd, har missgynnat arten. Bristen på gamla tallågor utgör på sikt ett allvarligt hot och återskapandet av lämpliga biotoper tar mycket lång tid. Områden med olikåldriga bestånd av tall och med stort inslag av äldre träd bör undantas från skoglig produktion (SLU Artdatabanken, 2024).</w:t>
+      </w:r>
+    </w:p>
+    <w:p>
+      <w:r>
+        <w:rPr>
+          <w:b/>
+        </w:rPr>
+        <w:t xml:space="preserve">Orange taggsvamp (NT) </w:t>
+      </w:r>
+      <w:r>
+        <w:t xml:space="preserve">bildar mykorrhiza med både gran och tall och den förekommer främst i äldre barrskogar med kontinuitetsskogskaraktär. Mest frekvent är den i äldre mossrik granskog, men då bara i skogar inom granens naturliga utbredningsområde och i bestånd med långvarig grankontinuitet. Den totala populationen i landet bedöms ha minskat kraftigt och fortsatt kommer att minska då arten är knuten till en produktiv skogsmiljö som successivt avverkas. Arten hotas främst av skogsavverkning och tycks försvinna efter slutavverkning, markberedning och plantering och det är inte känt att arten har återkommit i anlagd skog på tidigare kalmark. Orange taggsvamp är typisk art för </w:t>
+      </w:r>
+      <w:r>
+        <w:rPr>
+          <w:i/>
+        </w:rPr>
+        <w:t>9010 Taiga</w:t>
+      </w:r>
+      <w:r>
+        <w:t xml:space="preserve"> (SLU Artdatabanken, 2024).</w:t>
       </w:r>
     </w:p>
     <w:p>
@@ -526,7 +566,7 @@
         <w:rPr>
           <w:i/>
         </w:rPr>
-        <w:t>I det avverkningsanmälda skogsområdet har 5 naturvårdsarter varav 4 rödlistade arter sina livsmiljöer och växtplatser.</w:t>
+        <w:t>I det avverkningsanmälda skogsområdet har 7 naturvårdsarter varav 6 rödlistade arter sina livsmiljöer och växtplatser.</w:t>
       </w:r>
     </w:p>
     <w:p>
@@ -1088,7 +1128,7 @@
     <w:r>
       <w:tab/>
       <w:tab/>
-      <w:t>2026-08-21</w:t>
+      <w:t>2026-08-22</w:t>
       <w:br/>
       <w:br/>
     </w:r>

--- a/klagomål/A 30513-2026 FSC-klagomål.docx
+++ b/klagomål/A 30513-2026 FSC-klagomål.docx
@@ -1128,7 +1128,7 @@
     <w:r>
       <w:tab/>
       <w:tab/>
-      <w:t>2026-08-22</w:t>
+      <w:t>2026-08-23</w:t>
       <w:br/>
       <w:br/>
     </w:r>

--- a/klagomål/A 30513-2026 FSC-klagomål.docx
+++ b/klagomål/A 30513-2026 FSC-klagomål.docx
@@ -1128,7 +1128,7 @@
     <w:r>
       <w:tab/>
       <w:tab/>
-      <w:t>2026-08-23</w:t>
+      <w:t>2026-08-24</w:t>
       <w:br/>
       <w:br/>
     </w:r>

--- a/klagomål/A 30513-2026 FSC-klagomål.docx
+++ b/klagomål/A 30513-2026 FSC-klagomål.docx
@@ -1128,7 +1128,7 @@
     <w:r>
       <w:tab/>
       <w:tab/>
-      <w:t>2026-08-24</w:t>
+      <w:t>2026-08-25</w:t>
       <w:br/>
       <w:br/>
     </w:r>

--- a/klagomål/A 30513-2026 FSC-klagomål.docx
+++ b/klagomål/A 30513-2026 FSC-klagomål.docx
@@ -1128,7 +1128,7 @@
     <w:r>
       <w:tab/>
       <w:tab/>
-      <w:t>2026-08-25</w:t>
+      <w:t>2026-08-26</w:t>
       <w:br/>
       <w:br/>
     </w:r>

--- a/klagomål/A 30513-2026 FSC-klagomål.docx
+++ b/klagomål/A 30513-2026 FSC-klagomål.docx
@@ -1128,7 +1128,7 @@
     <w:r>
       <w:tab/>
       <w:tab/>
-      <w:t>2026-08-26</w:t>
+      <w:t>2026-08-27</w:t>
       <w:br/>
       <w:br/>
     </w:r>

--- a/klagomål/A 30513-2026 FSC-klagomål.docx
+++ b/klagomål/A 30513-2026 FSC-klagomål.docx
@@ -1128,7 +1128,7 @@
     <w:r>
       <w:tab/>
       <w:tab/>
-      <w:t>2026-08-27</w:t>
+      <w:t>2026-08-28</w:t>
       <w:br/>
       <w:br/>
     </w:r>

--- a/klagomål/A 30513-2026 FSC-klagomål.docx
+++ b/klagomål/A 30513-2026 FSC-klagomål.docx
@@ -1128,7 +1128,7 @@
     <w:r>
       <w:tab/>
       <w:tab/>
-      <w:t>2026-08-28</w:t>
+      <w:t>2026-08-29</w:t>
       <w:br/>
       <w:br/>
     </w:r>

--- a/klagomål/A 30513-2026 FSC-klagomål.docx
+++ b/klagomål/A 30513-2026 FSC-klagomål.docx
@@ -1128,7 +1128,7 @@
     <w:r>
       <w:tab/>
       <w:tab/>
-      <w:t>2026-08-29</w:t>
+      <w:t>2026-08-31</w:t>
       <w:br/>
       <w:br/>
     </w:r>

--- a/klagomål/A 30513-2026 FSC-klagomål.docx
+++ b/klagomål/A 30513-2026 FSC-klagomål.docx
@@ -1128,7 +1128,7 @@
     <w:r>
       <w:tab/>
       <w:tab/>
-      <w:t>2026-08-31</w:t>
+      <w:t>2026-09-01</w:t>
       <w:br/>
       <w:br/>
     </w:r>

--- a/klagomål/A 30513-2026 FSC-klagomål.docx
+++ b/klagomål/A 30513-2026 FSC-klagomål.docx
@@ -1128,7 +1128,7 @@
     <w:r>
       <w:tab/>
       <w:tab/>
-      <w:t>2026-09-01</w:t>
+      <w:t>2026-09-02</w:t>
       <w:br/>
       <w:br/>
     </w:r>

--- a/klagomål/A 30513-2026 FSC-klagomål.docx
+++ b/klagomål/A 30513-2026 FSC-klagomål.docx
@@ -1128,7 +1128,7 @@
     <w:r>
       <w:tab/>
       <w:tab/>
-      <w:t>2026-09-02</w:t>
+      <w:t>2026-09-03</w:t>
       <w:br/>
       <w:br/>
     </w:r>

--- a/klagomål/A 30513-2026 FSC-klagomål.docx
+++ b/klagomål/A 30513-2026 FSC-klagomål.docx
@@ -1128,7 +1128,7 @@
     <w:r>
       <w:tab/>
       <w:tab/>
-      <w:t>2026-09-03</w:t>
+      <w:t>2026-09-04</w:t>
       <w:br/>
       <w:br/>
     </w:r>

--- a/klagomål/A 30513-2026 FSC-klagomål.docx
+++ b/klagomål/A 30513-2026 FSC-klagomål.docx
@@ -1128,7 +1128,7 @@
     <w:r>
       <w:tab/>
       <w:tab/>
-      <w:t>2026-09-04</w:t>
+      <w:t>2026-09-05</w:t>
       <w:br/>
       <w:br/>
     </w:r>

--- a/klagomål/A 30513-2026 FSC-klagomål.docx
+++ b/klagomål/A 30513-2026 FSC-klagomål.docx
@@ -1128,7 +1128,7 @@
     <w:r>
       <w:tab/>
       <w:tab/>
-      <w:t>2026-09-05</w:t>
+      <w:t>2026-09-06</w:t>
       <w:br/>
       <w:br/>
     </w:r>

--- a/klagomål/A 30513-2026 FSC-klagomål.docx
+++ b/klagomål/A 30513-2026 FSC-klagomål.docx
@@ -1128,7 +1128,7 @@
     <w:r>
       <w:tab/>
       <w:tab/>
-      <w:t>2026-09-06</w:t>
+      <w:t>2026-09-07</w:t>
       <w:br/>
       <w:br/>
     </w:r>

--- a/klagomål/A 30513-2026 FSC-klagomål.docx
+++ b/klagomål/A 30513-2026 FSC-klagomål.docx
@@ -1128,7 +1128,7 @@
     <w:r>
       <w:tab/>
       <w:tab/>
-      <w:t>2026-09-07</w:t>
+      <w:t>2026-09-08</w:t>
       <w:br/>
       <w:br/>
     </w:r>

--- a/klagomål/A 30513-2026 FSC-klagomål.docx
+++ b/klagomål/A 30513-2026 FSC-klagomål.docx
@@ -1128,7 +1128,7 @@
     <w:r>
       <w:tab/>
       <w:tab/>
-      <w:t>2026-09-08</w:t>
+      <w:t>2026-09-09</w:t>
       <w:br/>
       <w:br/>
     </w:r>

--- a/klagomål/A 30513-2026 FSC-klagomål.docx
+++ b/klagomål/A 30513-2026 FSC-klagomål.docx
@@ -1128,7 +1128,7 @@
     <w:r>
       <w:tab/>
       <w:tab/>
-      <w:t>2026-09-09</w:t>
+      <w:t>2026-09-10</w:t>
       <w:br/>
       <w:br/>
     </w:r>

--- a/klagomål/A 30513-2026 FSC-klagomål.docx
+++ b/klagomål/A 30513-2026 FSC-klagomål.docx
@@ -1128,7 +1128,7 @@
     <w:r>
       <w:tab/>
       <w:tab/>
-      <w:t>2026-09-10</w:t>
+      <w:t>2026-09-11</w:t>
       <w:br/>
       <w:br/>
     </w:r>

--- a/klagomål/A 30513-2026 FSC-klagomål.docx
+++ b/klagomål/A 30513-2026 FSC-klagomål.docx
@@ -1128,7 +1128,7 @@
     <w:r>
       <w:tab/>
       <w:tab/>
-      <w:t>2026-09-11</w:t>
+      <w:t>2026-09-12</w:t>
       <w:br/>
       <w:br/>
     </w:r>
